--- a/LSSBB_DMAIC_Capstone_Report.docx
+++ b/LSSBB_DMAIC_Capstone_Report.docx
@@ -101,7 +101,7 @@
     <w:p>
       <w:r>
         <w:pict w14:anchorId="6E95832A">
-          <v:rect id="_x0000_i1031" style="width:0;height:1.5pt" o:hralign="center" o:hrstd="t" o:hr="t" fillcolor="#a0a0a0" stroked="f"/>
+          <v:rect id="_x0000_i1025" style="width:0;height:1.5pt" o:hralign="center" o:hrstd="t" o:hr="t" fillcolor="#a0a0a0" stroked="f"/>
         </w:pict>
       </w:r>
     </w:p>
@@ -738,15 +738,7 @@
     </w:p>
     <w:p>
       <w:r>
-        <w:t xml:space="preserve">However, </w:t>
-      </w:r>
-      <w:proofErr w:type="gramStart"/>
-      <w:r>
-        <w:t>shipping-mode</w:t>
-      </w:r>
-      <w:proofErr w:type="gramEnd"/>
-      <w:r>
-        <w:t xml:space="preserve"> associations do not establish the underlying causes of late deliveries. Further investigation is required to determine whether scheduling policies, fulfillment processes, or other operational factors explain the observed differences.</w:t>
+        <w:t>However, shipping-mode associations do not establish the underlying causes of late deliveries. Further investigation is required to determine whether scheduling policies, fulfillment processes, or other operational factors explain the observed differences.</w:t>
       </w:r>
     </w:p>
     <w:p>
@@ -841,14 +833,7 @@
                                 <w:sz w:val="18"/>
                                 <w:szCs w:val="18"/>
                               </w:rPr>
-                              <w:t>Tracking delays; system integration issues</w:t>
-                            </w:r>
-                            <w:r>
-                              <w:rPr>
-                                <w:sz w:val="18"/>
-                                <w:szCs w:val="18"/>
-                              </w:rPr>
-                              <w:t>)</w:t>
+                              <w:t>Tracking delays; system integration issues)</w:t>
                             </w:r>
                           </w:p>
                         </w:txbxContent>
@@ -900,14 +885,7 @@
                           <w:sz w:val="18"/>
                           <w:szCs w:val="18"/>
                         </w:rPr>
-                        <w:t>Tracking delays; system integration issues</w:t>
-                      </w:r>
-                      <w:r>
-                        <w:rPr>
-                          <w:sz w:val="18"/>
-                          <w:szCs w:val="18"/>
-                        </w:rPr>
-                        <w:t>)</w:t>
+                        <w:t>Tracking delays; system integration issues)</w:t>
                       </w:r>
                     </w:p>
                   </w:txbxContent>
@@ -993,14 +971,7 @@
                                 <w:sz w:val="18"/>
                                 <w:szCs w:val="18"/>
                               </w:rPr>
-                              <w:t>(</w:t>
-                            </w:r>
-                            <w:r>
-                              <w:rPr>
-                                <w:sz w:val="18"/>
-                                <w:szCs w:val="18"/>
-                              </w:rPr>
-                              <w:t>Inconsistent training; dispatch errors</w:t>
+                              <w:t>(Inconsistent training; dispatch errors</w:t>
                             </w:r>
                             <w:r>
                               <w:rPr>
@@ -1059,14 +1030,7 @@
                           <w:sz w:val="18"/>
                           <w:szCs w:val="18"/>
                         </w:rPr>
-                        <w:t>(</w:t>
-                      </w:r>
-                      <w:r>
-                        <w:rPr>
-                          <w:sz w:val="18"/>
-                          <w:szCs w:val="18"/>
-                        </w:rPr>
-                        <w:t>Inconsistent training; dispatch errors</w:t>
+                        <w:t>(Inconsistent training; dispatch errors</w:t>
                       </w:r>
                       <w:r>
                         <w:rPr>
@@ -1159,21 +1123,7 @@
                                 <w:sz w:val="18"/>
                                 <w:szCs w:val="18"/>
                               </w:rPr>
-                              <w:t>(</w:t>
-                            </w:r>
-                            <w:r>
-                              <w:rPr>
-                                <w:sz w:val="18"/>
-                                <w:szCs w:val="18"/>
-                              </w:rPr>
-                              <w:t>Unrealistic delivery schedules; inefficient routing</w:t>
-                            </w:r>
-                            <w:r>
-                              <w:rPr>
-                                <w:sz w:val="18"/>
-                                <w:szCs w:val="18"/>
-                              </w:rPr>
-                              <w:t>)</w:t>
+                              <w:t>(Unrealistic delivery schedules; inefficient routing)</w:t>
                             </w:r>
                           </w:p>
                         </w:txbxContent>
@@ -1225,21 +1175,7 @@
                           <w:sz w:val="18"/>
                           <w:szCs w:val="18"/>
                         </w:rPr>
-                        <w:t>(</w:t>
-                      </w:r>
-                      <w:r>
-                        <w:rPr>
-                          <w:sz w:val="18"/>
-                          <w:szCs w:val="18"/>
-                        </w:rPr>
-                        <w:t>Unrealistic delivery schedules; inefficient routing</w:t>
-                      </w:r>
-                      <w:r>
-                        <w:rPr>
-                          <w:sz w:val="18"/>
-                          <w:szCs w:val="18"/>
-                        </w:rPr>
-                        <w:t>)</w:t>
+                        <w:t>(Unrealistic delivery schedules; inefficient routing)</w:t>
                       </w:r>
                     </w:p>
                   </w:txbxContent>
@@ -1487,14 +1423,7 @@
                                 <w:sz w:val="18"/>
                                 <w:szCs w:val="18"/>
                               </w:rPr>
-                              <w:t>Inventory shortages; picking delays</w:t>
-                            </w:r>
-                            <w:r>
-                              <w:rPr>
-                                <w:sz w:val="18"/>
-                                <w:szCs w:val="18"/>
-                              </w:rPr>
-                              <w:t>)</w:t>
+                              <w:t>Inventory shortages; picking delays)</w:t>
                             </w:r>
                           </w:p>
                         </w:txbxContent>
@@ -1553,14 +1482,7 @@
                           <w:sz w:val="18"/>
                           <w:szCs w:val="18"/>
                         </w:rPr>
-                        <w:t>Inventory shortages; picking delays</w:t>
-                      </w:r>
-                      <w:r>
-                        <w:rPr>
-                          <w:sz w:val="18"/>
-                          <w:szCs w:val="18"/>
-                        </w:rPr>
-                        <w:t>)</w:t>
+                        <w:t>Inventory shortages; picking delays)</w:t>
                       </w:r>
                     </w:p>
                   </w:txbxContent>
@@ -2899,6 +2821,71 @@
         <w:tabs>
           <w:tab w:val="left" w:pos="7185"/>
         </w:tabs>
+      </w:pPr>
+      <w:r>
+        <w:rPr>
+          <w:b/>
+          <w:bCs/>
+        </w:rPr>
+        <w:t>4. IMPROVE PHASE</w:t>
+      </w:r>
+    </w:p>
+    <w:p>
+      <w:pPr>
+        <w:tabs>
+          <w:tab w:val="left" w:pos="7185"/>
+        </w:tabs>
+      </w:pPr>
+      <w:r>
+        <w:rPr>
+          <w:b/>
+          <w:bCs/>
+        </w:rPr>
+        <w:t>4.1 Proposed Improvement Scenarios</w:t>
+      </w:r>
+    </w:p>
+    <w:p>
+      <w:pPr>
+        <w:tabs>
+          <w:tab w:val="left" w:pos="7185"/>
+        </w:tabs>
+      </w:pPr>
+      <w:r>
+        <w:t>Three hypothetical improvement scenarios were modeled using the historical baseline late-delivery rate of 57.31%: Moderate (50%), Target (45%), and Stretch (40%).</w:t>
+      </w:r>
+    </w:p>
+    <w:p>
+      <w:pPr>
+        <w:tabs>
+          <w:tab w:val="left" w:pos="7185"/>
+        </w:tabs>
+      </w:pPr>
+      <w:r>
+        <w:t>Under the target scenario, the projected number of late deliveries would decrease by approximately 7,744 orders over an equivalent volume of 62,897 eligible orders.</w:t>
+      </w:r>
+    </w:p>
+    <w:p>
+      <w:pPr>
+        <w:tabs>
+          <w:tab w:val="left" w:pos="7185"/>
+        </w:tabs>
+      </w:pPr>
+      <w:r>
+        <w:t>These scenarios represent potential improvements only. No operational changes have been implemented or validated.</w:t>
+      </w:r>
+    </w:p>
+    <w:p>
+      <w:pPr>
+        <w:tabs>
+          <w:tab w:val="left" w:pos="7185"/>
+        </w:tabs>
+      </w:pPr>
+    </w:p>
+    <w:p>
+      <w:pPr>
+        <w:tabs>
+          <w:tab w:val="left" w:pos="7185"/>
+        </w:tabs>
         <w:rPr>
           <w:b/>
           <w:bCs/>
@@ -3119,7 +3106,11 @@
               </w:tabs>
             </w:pPr>
             <w:r>
-              <w:t>Investigate deviations and initiate corrective actions</w:t>
+              <w:t xml:space="preserve">Investigate deviations and </w:t>
+            </w:r>
+            <w:r>
+              <w:lastRenderedPageBreak/>
+              <w:t>initiate corrective actions</w:t>
             </w:r>
           </w:p>
         </w:tc>
@@ -3136,6 +3127,7 @@
               </w:tabs>
             </w:pPr>
             <w:r>
+              <w:lastRenderedPageBreak/>
               <w:t>On-Time Delivery Rate</w:t>
             </w:r>
           </w:p>
@@ -3272,13 +3264,8 @@
                 <w:tab w:val="left" w:pos="7185"/>
               </w:tabs>
             </w:pPr>
-            <w:proofErr w:type="gramStart"/>
             <w:r>
-              <w:t>Review</w:t>
-            </w:r>
-            <w:proofErr w:type="gramEnd"/>
-            <w:r>
-              <w:t xml:space="preserve"> actual vs. scheduled durations</w:t>
+              <w:t>Review actual vs. scheduled durations</w:t>
             </w:r>
           </w:p>
         </w:tc>
@@ -3383,7 +3370,6 @@
           <w:b/>
           <w:bCs/>
         </w:rPr>
-        <w:lastRenderedPageBreak/>
         <w:t>5.2 Control Phase Summary</w:t>
       </w:r>
     </w:p>
@@ -3510,6 +3496,7 @@
         </w:tabs>
       </w:pPr>
       <w:r>
+        <w:lastRenderedPageBreak/>
         <w:t>Limitations: The proposed improvements have not been implemented or experimentally validated. True Process Cycle Efficiency could not be calculated without defensible value-added processing-time measurements. The findings should therefore be interpreted as a historical analytical case study rather than verified operational improvement results.</w:t>
       </w:r>
     </w:p>
@@ -3566,7 +3553,6 @@
       </w:pPr>
       <w:proofErr w:type="spellStart"/>
       <w:r>
-        <w:lastRenderedPageBreak/>
         <w:t>DataCo</w:t>
       </w:r>
       <w:proofErr w:type="spellEnd"/>
